--- a/classwork/Nguyen_Sy_Hung_Homework1_P2.docx
+++ b/classwork/Nguyen_Sy_Hung_Homework1_P2.docx
@@ -13,7 +13,21 @@
         <w:rPr>
           <w:rFonts w:ascii="Century" w:hAnsi="Century"/>
         </w:rPr>
-        <w:t>Machine Learning 1, MLE501.22, FSB| Lecturer: PhD. Truc Thi Kim, Nguyen</w:t>
+        <w:t xml:space="preserve">Machine Learning 1, MLE501.22, FSB| Lecturer: PhD. Truc </w:t>
+      </w:r>
+      <w:proofErr w:type="spellStart"/>
+      <w:r>
+        <w:rPr>
+          <w:rFonts w:ascii="Century" w:hAnsi="Century"/>
+        </w:rPr>
+        <w:t>Thi</w:t>
+      </w:r>
+      <w:proofErr w:type="spellEnd"/>
+      <w:r>
+        <w:rPr>
+          <w:rFonts w:ascii="Century" w:hAnsi="Century"/>
+        </w:rPr>
+        <w:t xml:space="preserve"> Kim, Nguyen</w:t>
       </w:r>
     </w:p>
     <w:p>
@@ -35,7 +49,27 @@
           <w:sz w:val="32"/>
           <w:szCs w:val="32"/>
         </w:rPr>
-        <w:t xml:space="preserve">Homework: </w:t>
+        <w:t>Homework</w:t>
+      </w:r>
+      <w:r>
+        <w:rPr>
+          <w:rFonts w:ascii="Century" w:hAnsi="Century"/>
+          <w:b/>
+          <w:bCs/>
+          <w:sz w:val="32"/>
+          <w:szCs w:val="32"/>
+        </w:rPr>
+        <w:t>1 – P2</w:t>
+      </w:r>
+      <w:r>
+        <w:rPr>
+          <w:rFonts w:ascii="Century" w:hAnsi="Century"/>
+          <w:b/>
+          <w:bCs/>
+          <w:sz w:val="32"/>
+          <w:szCs w:val="32"/>
+        </w:rPr>
+        <w:t xml:space="preserve">: </w:t>
       </w:r>
       <w:r>
         <w:rPr>
@@ -1912,14 +1946,14 @@
     <w:tbl>
       <w:tblPr>
         <w:tblStyle w:val="PlainTable2"/>
-        <w:tblW w:w="9985" w:type="dxa"/>
+        <w:tblW w:w="9990" w:type="dxa"/>
         <w:tblLook w:val="04A0" w:firstRow="1" w:lastRow="0" w:firstColumn="1" w:lastColumn="0" w:noHBand="0" w:noVBand="1"/>
       </w:tblPr>
       <w:tblGrid>
         <w:gridCol w:w="1471"/>
         <w:gridCol w:w="3294"/>
-        <w:gridCol w:w="2430"/>
-        <w:gridCol w:w="2790"/>
+        <w:gridCol w:w="1985"/>
+        <w:gridCol w:w="3240"/>
       </w:tblGrid>
       <w:tr>
         <w:trPr>
@@ -1970,7 +2004,7 @@
         </w:tc>
         <w:tc>
           <w:tcPr>
-            <w:tcW w:w="2430" w:type="dxa"/>
+            <w:tcW w:w="1985" w:type="dxa"/>
             <w:hideMark/>
           </w:tcPr>
           <w:p>
@@ -1991,7 +2025,7 @@
         </w:tc>
         <w:tc>
           <w:tcPr>
-            <w:tcW w:w="2790" w:type="dxa"/>
+            <w:tcW w:w="3240" w:type="dxa"/>
           </w:tcPr>
           <w:p>
             <w:pPr>
@@ -2018,6 +2052,7 @@
           <w:tcPr>
             <w:cnfStyle w:val="001000000000" w:firstRow="0" w:lastRow="0" w:firstColumn="1" w:lastColumn="0" w:oddVBand="0" w:evenVBand="0" w:oddHBand="0" w:evenHBand="0" w:firstRowFirstColumn="0" w:firstRowLastColumn="0" w:lastRowFirstColumn="0" w:lastRowLastColumn="0"/>
             <w:tcW w:w="1471" w:type="dxa"/>
+            <w:vAlign w:val="center"/>
             <w:hideMark/>
           </w:tcPr>
           <w:p>
@@ -2037,6 +2072,7 @@
         <w:tc>
           <w:tcPr>
             <w:tcW w:w="3294" w:type="dxa"/>
+            <w:vAlign w:val="center"/>
             <w:hideMark/>
           </w:tcPr>
           <w:p>
@@ -2179,7 +2215,8 @@
         </w:tc>
         <w:tc>
           <w:tcPr>
-            <w:tcW w:w="2430" w:type="dxa"/>
+            <w:tcW w:w="1985" w:type="dxa"/>
+            <w:vAlign w:val="center"/>
             <w:hideMark/>
           </w:tcPr>
           <w:p>
@@ -2199,7 +2236,8 @@
         </w:tc>
         <w:tc>
           <w:tcPr>
-            <w:tcW w:w="2790" w:type="dxa"/>
+            <w:tcW w:w="3240" w:type="dxa"/>
+            <w:vAlign w:val="center"/>
             <w:hideMark/>
           </w:tcPr>
           <w:p>
@@ -2228,6 +2266,7 @@
           <w:tcPr>
             <w:cnfStyle w:val="001000000000" w:firstRow="0" w:lastRow="0" w:firstColumn="1" w:lastColumn="0" w:oddVBand="0" w:evenVBand="0" w:oddHBand="0" w:evenHBand="0" w:firstRowFirstColumn="0" w:firstRowLastColumn="0" w:lastRowFirstColumn="0" w:lastRowLastColumn="0"/>
             <w:tcW w:w="1471" w:type="dxa"/>
+            <w:vAlign w:val="center"/>
           </w:tcPr>
           <w:p>
             <w:pPr>
@@ -2246,6 +2285,7 @@
         <w:tc>
           <w:tcPr>
             <w:tcW w:w="3294" w:type="dxa"/>
+            <w:vAlign w:val="center"/>
           </w:tcPr>
           <w:p>
             <w:pPr>
@@ -2384,7 +2424,8 @@
         </w:tc>
         <w:tc>
           <w:tcPr>
-            <w:tcW w:w="2430" w:type="dxa"/>
+            <w:tcW w:w="1985" w:type="dxa"/>
+            <w:vAlign w:val="center"/>
           </w:tcPr>
           <w:p>
             <w:pPr>
@@ -2403,16 +2444,24 @@
         </w:tc>
         <w:tc>
           <w:tcPr>
-            <w:tcW w:w="2790" w:type="dxa"/>
+            <w:tcW w:w="3240" w:type="dxa"/>
+            <w:vAlign w:val="center"/>
           </w:tcPr>
           <w:p>
             <w:pPr>
               <w:ind w:right="-18"/>
+              <w:jc w:val="both"/>
               <w:cnfStyle w:val="000000000000" w:firstRow="0" w:lastRow="0" w:firstColumn="0" w:lastColumn="0" w:oddVBand="0" w:evenVBand="0" w:oddHBand="0" w:evenHBand="0" w:firstRowFirstColumn="0" w:firstRowLastColumn="0" w:lastRowFirstColumn="0" w:lastRowLastColumn="0"/>
               <w:rPr>
                 <w:rFonts w:ascii="Century" w:hAnsi="Century"/>
               </w:rPr>
             </w:pPr>
+            <w:r>
+              <w:rPr>
+                <w:rFonts w:ascii="Century" w:hAnsi="Century"/>
+              </w:rPr>
+              <w:t>This measures coordinate-wise size and is useful in sparse modeling and L1 regularization.</w:t>
+            </w:r>
           </w:p>
         </w:tc>
       </w:tr>
@@ -2424,6 +2473,7 @@
           <w:tcPr>
             <w:cnfStyle w:val="001000000000" w:firstRow="0" w:lastRow="0" w:firstColumn="1" w:lastColumn="0" w:oddVBand="0" w:evenVBand="0" w:oddHBand="0" w:evenHBand="0" w:firstRowFirstColumn="0" w:firstRowLastColumn="0" w:lastRowFirstColumn="0" w:lastRowLastColumn="0"/>
             <w:tcW w:w="1471" w:type="dxa"/>
+            <w:vAlign w:val="center"/>
             <w:hideMark/>
           </w:tcPr>
           <w:p>
@@ -2443,6 +2493,7 @@
         <w:tc>
           <w:tcPr>
             <w:tcW w:w="3294" w:type="dxa"/>
+            <w:vAlign w:val="center"/>
             <w:hideMark/>
           </w:tcPr>
           <w:p>
@@ -2645,7 +2696,8 @@
         </w:tc>
         <w:tc>
           <w:tcPr>
-            <w:tcW w:w="2430" w:type="dxa"/>
+            <w:tcW w:w="1985" w:type="dxa"/>
+            <w:vAlign w:val="center"/>
             <w:hideMark/>
           </w:tcPr>
           <w:p>
@@ -2665,7 +2717,8 @@
         </w:tc>
         <w:tc>
           <w:tcPr>
-            <w:tcW w:w="2790" w:type="dxa"/>
+            <w:tcW w:w="3240" w:type="dxa"/>
+            <w:vAlign w:val="center"/>
             <w:hideMark/>
           </w:tcPr>
           <w:p>
@@ -2690,6 +2743,7 @@
           <w:tcPr>
             <w:cnfStyle w:val="001000000000" w:firstRow="0" w:lastRow="0" w:firstColumn="1" w:lastColumn="0" w:oddVBand="0" w:evenVBand="0" w:oddHBand="0" w:evenHBand="0" w:firstRowFirstColumn="0" w:firstRowLastColumn="0" w:lastRowFirstColumn="0" w:lastRowLastColumn="0"/>
             <w:tcW w:w="1471" w:type="dxa"/>
+            <w:vAlign w:val="center"/>
             <w:hideMark/>
           </w:tcPr>
           <w:p>
@@ -2709,6 +2763,7 @@
         <w:tc>
           <w:tcPr>
             <w:tcW w:w="3294" w:type="dxa"/>
+            <w:vAlign w:val="center"/>
           </w:tcPr>
           <w:p>
             <w:pPr>
@@ -2884,7 +2939,8 @@
         </w:tc>
         <w:tc>
           <w:tcPr>
-            <w:tcW w:w="2430" w:type="dxa"/>
+            <w:tcW w:w="1985" w:type="dxa"/>
+            <w:vAlign w:val="center"/>
           </w:tcPr>
           <w:p>
             <w:pPr>
@@ -2903,15 +2959,23 @@
         </w:tc>
         <w:tc>
           <w:tcPr>
-            <w:tcW w:w="2790" w:type="dxa"/>
-          </w:tcPr>
-          <w:p>
-            <w:pPr>
+            <w:tcW w:w="3240" w:type="dxa"/>
+            <w:vAlign w:val="center"/>
+          </w:tcPr>
+          <w:p>
+            <w:pPr>
+              <w:jc w:val="both"/>
               <w:cnfStyle w:val="000000000000" w:firstRow="0" w:lastRow="0" w:firstColumn="0" w:lastColumn="0" w:oddVBand="0" w:evenVBand="0" w:oddHBand="0" w:evenHBand="0" w:firstRowFirstColumn="0" w:firstRowLastColumn="0" w:lastRowFirstColumn="0" w:lastRowLastColumn="0"/>
               <w:rPr>
                 <w:rFonts w:ascii="Century" w:hAnsi="Century"/>
               </w:rPr>
             </w:pPr>
+            <w:r>
+              <w:rPr>
+                <w:rFonts w:ascii="Century" w:hAnsi="Century"/>
+              </w:rPr>
+              <w:t>It measures distance by moving along axes, which can be useful in sparse or robust settings</w:t>
+            </w:r>
           </w:p>
         </w:tc>
       </w:tr>
@@ -12581,12 +12645,14 @@
                 <w:rFonts w:ascii="Century" w:hAnsi="Century"/>
               </w:rPr>
             </w:pPr>
+            <w:proofErr w:type="spellStart"/>
             <w:r>
               <w:rPr>
                 <w:rFonts w:ascii="Century" w:hAnsi="Century"/>
               </w:rPr>
               <w:t>ReLU</w:t>
             </w:r>
+            <w:proofErr w:type="spellEnd"/>
           </w:p>
         </w:tc>
         <w:tc>
